--- a/policies/build/preview_hco/HCO.COP.5_v2_preview.docx
+++ b/policies/build/preview_hco/HCO.COP.5_v2_preview.docx
@@ -761,7 +761,7 @@
           <w:sz w:val="22"/>
           <w:szCs w:val="22"/>
         </w:rPr>
-        <w:t xml:space="preserve">Boundaries: do not copy SHCO COP wording. Do not overwrite AAC policies. Spell out abbreviations on first use in training materials.</w:t>
+        <w:t xml:space="preserve">Boundaries: do not overwrite HCO AAC policies. Spell out abbreviations on first use in training materials.</w:t>
       </w:r>
     </w:p>
     <w:p>
@@ -839,7 +839,7 @@
           <w:sz w:val="22"/>
           <w:szCs w:val="22"/>
         </w:rPr>
-        <w:t xml:space="preserve">3. Do not skip: Medical equipment and medications for use during cardio-pulmonary resuscitation are available in various ar...</w:t>
+        <w:t xml:space="preserve">3. Do not skip: Medical equipment and medications for use during cardio-pulmonary resuscitation are available in various...</w:t>
       </w:r>
     </w:p>
     <w:p>
@@ -950,7 +950,7 @@
         <w:spacing w:after="100" w:before="220"/>
       </w:pPr>
       <w:r>
-        <w:t xml:space="preserve">5.2 During cardio-pulmonary resuscitation, assigned roles and responsibil..</w:t>
+        <w:t xml:space="preserve">5.2 During cardio-pulmonary resuscitation, assigned roles and..</w:t>
       </w:r>
     </w:p>
     <w:p>
@@ -983,7 +983,7 @@
         <w:spacing w:after="100" w:before="220"/>
       </w:pPr>
       <w:r>
-        <w:t xml:space="preserve">5.3 Medical equipment and medications for use during cardio-pulmonary res..</w:t>
+        <w:t xml:space="preserve">5.3 Medical equipment and medications for use during cardio-pulmonary..</w:t>
       </w:r>
     </w:p>
     <w:p>
@@ -1049,7 +1049,7 @@
         <w:spacing w:after="100" w:before="220"/>
       </w:pPr>
       <w:r>
-        <w:t xml:space="preserve">5.5 A multi-disciplinary committee does a post-event analysis of cardio- ..</w:t>
+        <w:t xml:space="preserve">5.5 A multi-disciplinary committee does a post-event analysis of cardio-..</w:t>
       </w:r>
     </w:p>
     <w:p>
@@ -1082,7 +1082,7 @@
         <w:spacing w:after="100" w:before="220"/>
       </w:pPr>
       <w:r>
-        <w:t xml:space="preserve">5.6 Corrective and preventive measures are taken based on the post-event ..</w:t>
+        <w:t xml:space="preserve">5.6 Corrective and preventive measures are taken based on the post-event..</w:t>
       </w:r>
     </w:p>
     <w:p>
@@ -1161,6 +1161,20 @@
       </w:pPr>
       <w:r>
         <w:t xml:space="preserve">7. Governance and responsibility</w:t>
+      </w:r>
+    </w:p>
+    <w:p>
+      <w:pPr>
+        <w:spacing w:after="20" w:before="100"/>
+      </w:pPr>
+      <w:r>
+        <w:rPr>
+          <w:b/>
+          <w:bCs/>
+          <w:sz w:val="22"/>
+          <w:szCs w:val="22"/>
+        </w:rPr>
+        <w:t xml:space="preserve">Medical Superintendent</w:t>
       </w:r>
     </w:p>
     <w:p>
@@ -1177,7 +1191,21 @@
           <w:sz w:val="22"/>
           <w:szCs w:val="22"/>
         </w:rPr>
-        <w:t xml:space="preserve">Medical Superintendent</w:t>
+        <w:t xml:space="preserve">Accountable that COP.5 is resourced and followed.</w:t>
+      </w:r>
+    </w:p>
+    <w:p>
+      <w:pPr>
+        <w:spacing w:after="20" w:before="100"/>
+      </w:pPr>
+      <w:r>
+        <w:rPr>
+          <w:b/>
+          <w:bCs/>
+          <w:sz w:val="22"/>
+          <w:szCs w:val="22"/>
+        </w:rPr>
+        <w:t xml:space="preserve">CPR Committee Chair</w:t>
       </w:r>
     </w:p>
     <w:p>
@@ -1194,7 +1222,21 @@
           <w:sz w:val="22"/>
           <w:szCs w:val="22"/>
         </w:rPr>
-        <w:t xml:space="preserve">Accountable that COP.5 is resourced and followed.</w:t>
+        <w:t xml:space="preserve">Owns day-to-day implementation and records for this standard.</w:t>
+      </w:r>
+    </w:p>
+    <w:p>
+      <w:pPr>
+        <w:spacing w:after="20" w:before="100"/>
+      </w:pPr>
+      <w:r>
+        <w:rPr>
+          <w:b/>
+          <w:bCs/>
+          <w:sz w:val="22"/>
+          <w:szCs w:val="22"/>
+        </w:rPr>
+        <w:t xml:space="preserve">Treating doctors / nurses / technicians (as applicable)</w:t>
       </w:r>
     </w:p>
     <w:p>
@@ -1211,7 +1253,21 @@
           <w:sz w:val="22"/>
           <w:szCs w:val="22"/>
         </w:rPr>
-        <w:t xml:space="preserve">CPR Committee Chair</w:t>
+        <w:t xml:space="preserve">Deliver care as written; escalate stop-work triggers without delay.</w:t>
+      </w:r>
+    </w:p>
+    <w:p>
+      <w:pPr>
+        <w:spacing w:after="20" w:before="100"/>
+      </w:pPr>
+      <w:r>
+        <w:rPr>
+          <w:b/>
+          <w:bCs/>
+          <w:sz w:val="22"/>
+          <w:szCs w:val="22"/>
+        </w:rPr>
+        <w:t xml:space="preserve">Quality Coordinator</w:t>
       </w:r>
     </w:p>
     <w:p>
@@ -1228,7 +1284,28 @@
           <w:sz w:val="22"/>
           <w:szCs w:val="22"/>
         </w:rPr>
-        <w:t xml:space="preserve">Owns day-to-day implementation and records for this standard.</w:t>
+        <w:t xml:space="preserve">Audits this policy «quarterly»; holds training acknowledgements.</w:t>
+      </w:r>
+    </w:p>
+    <w:p>
+      <w:pPr>
+        <w:pStyle w:val="Heading1"/>
+        <w:spacing w:after="120" w:before="280"/>
+      </w:pPr>
+      <w:r>
+        <w:t xml:space="preserve">8. Quality monitoring (RCA → CAPA)</w:t>
+      </w:r>
+    </w:p>
+    <w:p>
+      <w:pPr>
+        <w:spacing w:after="140"/>
+      </w:pPr>
+      <w:r>
+        <w:rPr>
+          <w:sz w:val="22"/>
+          <w:szCs w:val="22"/>
+        </w:rPr>
+        <w:t xml:space="preserve">The Quality Coordinator audits this policy «quarterly». The audit reviews:</w:t>
       </w:r>
     </w:p>
     <w:p>
@@ -1245,7 +1322,7 @@
           <w:sz w:val="22"/>
           <w:szCs w:val="22"/>
         </w:rPr>
-        <w:t xml:space="preserve">Treating doctors / nurses / technicians (as applicable)</w:t>
+        <w:t xml:space="preserve">Records for a sample of this standard's objective elements, checked against the What-we-do steps.</w:t>
       </w:r>
     </w:p>
     <w:p>
@@ -1262,142 +1339,19 @@
           <w:sz w:val="22"/>
           <w:szCs w:val="22"/>
         </w:rPr>
-        <w:t xml:space="preserve">Deliver care as written; escalate stop-work triggers without delay.</w:t>
-      </w:r>
-    </w:p>
-    <w:p>
-      <w:pPr>
-        <w:pStyle w:val="ListParagraph"/>
-        <w:numPr>
-          <w:ilvl w:val="0"/>
-          <w:numId w:val="1"/>
-        </w:numPr>
-        <w:spacing w:after="60"/>
-      </w:pPr>
-      <w:r>
-        <w:rPr>
-          <w:sz w:val="22"/>
-          <w:szCs w:val="22"/>
-        </w:rPr>
-        <w:t xml:space="preserve">Quality Coordinator</w:t>
-      </w:r>
-    </w:p>
-    <w:p>
-      <w:pPr>
-        <w:pStyle w:val="ListParagraph"/>
-        <w:numPr>
-          <w:ilvl w:val="0"/>
-          <w:numId w:val="1"/>
-        </w:numPr>
-        <w:spacing w:after="60"/>
-      </w:pPr>
-      <w:r>
-        <w:rPr>
-          <w:sz w:val="22"/>
-          <w:szCs w:val="22"/>
-        </w:rPr>
-        <w:t xml:space="preserve">Audits this policy «quarterly»; holds training acknowledgements.</w:t>
-      </w:r>
-    </w:p>
-    <w:p>
-      <w:pPr>
-        <w:pStyle w:val="Heading1"/>
-        <w:spacing w:after="120" w:before="280"/>
-      </w:pPr>
-      <w:r>
-        <w:t xml:space="preserve">8. Quality monitoring (RCA → CAPA)</w:t>
-      </w:r>
-    </w:p>
-    <w:p>
-      <w:pPr>
-        <w:spacing w:after="140"/>
-      </w:pPr>
-      <w:r>
-        <w:rPr>
-          <w:sz w:val="22"/>
-          <w:szCs w:val="22"/>
-        </w:rPr>
-        <w:t xml:space="preserve">The Quality Coordinator audits this policy «quarterly».</w:t>
-      </w:r>
-    </w:p>
-    <w:p>
-      <w:pPr>
-        <w:spacing w:after="140"/>
-      </w:pPr>
-      <w:r>
-        <w:rPr>
-          <w:sz w:val="22"/>
-          <w:szCs w:val="22"/>
-        </w:rPr>
-        <w:t xml:space="preserve">What is monitored each quarter:</w:t>
-      </w:r>
-    </w:p>
-    <w:p>
-      <w:pPr>
-        <w:pStyle w:val="ListParagraph"/>
-        <w:numPr>
-          <w:ilvl w:val="0"/>
-          <w:numId w:val="1"/>
-        </w:numPr>
-        <w:spacing w:after="60"/>
-      </w:pPr>
-      <w:r>
-        <w:rPr>
-          <w:sz w:val="22"/>
-          <w:szCs w:val="22"/>
-        </w:rPr>
-        <w:t xml:space="preserve">Sample of records for each OE COP.5.a–f.</w:t>
-      </w:r>
-    </w:p>
-    <w:p>
-      <w:pPr>
-        <w:pStyle w:val="ListParagraph"/>
-        <w:numPr>
-          <w:ilvl w:val="0"/>
-          <w:numId w:val="1"/>
-        </w:numPr>
-        <w:spacing w:after="60"/>
-      </w:pPr>
-      <w:r>
-        <w:rPr>
-          <w:sz w:val="22"/>
-          <w:szCs w:val="22"/>
-        </w:rPr>
-        <w:t xml:space="preserve">Asterisked elements (none) have document evidence as required.</w:t>
-      </w:r>
-    </w:p>
-    <w:p>
-      <w:pPr>
-        <w:pStyle w:val="ListParagraph"/>
-        <w:numPr>
-          <w:ilvl w:val="0"/>
-          <w:numId w:val="1"/>
-        </w:numPr>
-        <w:spacing w:after="60"/>
-      </w:pPr>
-      <w:r>
-        <w:rPr>
-          <w:sz w:val="22"/>
-          <w:szCs w:val="22"/>
-        </w:rPr>
-        <w:t xml:space="preserve">CORE elements (none) show no critical gaps in the sample.</w:t>
-      </w:r>
-    </w:p>
-    <w:p>
-      <w:pPr>
-        <w:pStyle w:val="ListParagraph"/>
-        <w:numPr>
-          <w:ilvl w:val="0"/>
-          <w:numId w:val="1"/>
-        </w:numPr>
-        <w:spacing w:after="60"/>
-      </w:pPr>
-      <w:r>
-        <w:rPr>
-          <w:sz w:val="22"/>
-          <w:szCs w:val="22"/>
-        </w:rPr>
         <w:t xml:space="preserve">Stop-work events (if any) are logged with outcome.</w:t>
+      </w:r>
+    </w:p>
+    <w:p>
+      <w:pPr>
+        <w:spacing w:after="140"/>
+      </w:pPr>
+      <w:r>
+        <w:rPr>
+          <w:sz w:val="22"/>
+          <w:szCs w:val="22"/>
+        </w:rPr>
+        <w:t xml:space="preserve">Root-cause analysis is required when a gap found in this audit remains open beyond «90 days».</w:t>
       </w:r>
     </w:p>
     <w:p>
@@ -3045,7 +2999,7 @@
           <w:sz w:val="22"/>
           <w:szCs w:val="22"/>
         </w:rPr>
-        <w:t xml:space="preserve">Records showing COP.5.a was followed for sampled patients/cases.</w:t>
+        <w:t xml:space="preserve">CPR-availability record across all areas and shifts.</w:t>
       </w:r>
     </w:p>
     <w:p>
@@ -3062,7 +3016,7 @@
           <w:sz w:val="22"/>
           <w:szCs w:val="22"/>
         </w:rPr>
-        <w:t xml:space="preserve">Written guidance / protocol referenced for this element (where required).</w:t>
+        <w:t xml:space="preserve">Response-time record for a sampled call.</w:t>
       </w:r>
     </w:p>
     <w:p>
@@ -3079,7 +3033,7 @@
           <w:sz w:val="22"/>
           <w:szCs w:val="22"/>
         </w:rPr>
-        <w:t xml:space="preserve">Audit sample notes for COP.5.a reviewed «quarterly».</w:t>
+        <w:t xml:space="preserve">Trained-responder roster.</w:t>
       </w:r>
     </w:p>
     <w:p>
@@ -3105,7 +3059,7 @@
           <w:sz w:val="22"/>
           <w:szCs w:val="22"/>
         </w:rPr>
-        <w:t xml:space="preserve">Records showing COP.5.b was followed for sampled patients/cases.</w:t>
+        <w:t xml:space="preserve">Written CPR-team role-assignment record.</w:t>
       </w:r>
     </w:p>
     <w:p>
@@ -3122,7 +3076,7 @@
           <w:sz w:val="22"/>
           <w:szCs w:val="22"/>
         </w:rPr>
-        <w:t xml:space="preserve">Written guidance / protocol referenced for this element (where required).</w:t>
+        <w:t xml:space="preserve">Role-compliance observation or debrief record.</w:t>
       </w:r>
     </w:p>
     <w:p>
@@ -3139,7 +3093,7 @@
           <w:sz w:val="22"/>
           <w:szCs w:val="22"/>
         </w:rPr>
-        <w:t xml:space="preserve">Audit sample notes for COP.5.b reviewed «quarterly».</w:t>
+        <w:t xml:space="preserve">Team-composition record for a sampled event.</w:t>
       </w:r>
     </w:p>
     <w:p>
@@ -3165,7 +3119,7 @@
           <w:sz w:val="22"/>
           <w:szCs w:val="22"/>
         </w:rPr>
-        <w:t xml:space="preserve">Records showing COP.5.c was followed for sampled patients/cases.</w:t>
+        <w:t xml:space="preserve">Crash-cart or emergency-equipment inventory by area.</w:t>
       </w:r>
     </w:p>
     <w:p>
@@ -3182,7 +3136,7 @@
           <w:sz w:val="22"/>
           <w:szCs w:val="22"/>
         </w:rPr>
-        <w:t xml:space="preserve">Written guidance / protocol referenced for this element (where required).</w:t>
+        <w:t xml:space="preserve">Medication-stock record matching the emergency-medication list (MOM.3.f).</w:t>
       </w:r>
     </w:p>
     <w:p>
@@ -3199,7 +3153,7 @@
           <w:sz w:val="22"/>
           <w:szCs w:val="22"/>
         </w:rPr>
-        <w:t xml:space="preserve">Audit sample notes for COP.5.c reviewed «quarterly».</w:t>
+        <w:t xml:space="preserve">Availability-check record.</w:t>
       </w:r>
     </w:p>
     <w:p>
@@ -3225,7 +3179,7 @@
           <w:sz w:val="22"/>
           <w:szCs w:val="22"/>
         </w:rPr>
-        <w:t xml:space="preserve">Records showing COP.5.d was followed for sampled patients/cases.</w:t>
+        <w:t xml:space="preserve">CPR event record — time, interventions, outcome.</w:t>
       </w:r>
     </w:p>
     <w:p>
@@ -3242,7 +3196,7 @@
           <w:sz w:val="22"/>
           <w:szCs w:val="22"/>
         </w:rPr>
-        <w:t xml:space="preserve">Written guidance / protocol referenced for this element (where required).</w:t>
+        <w:t xml:space="preserve">Documentation-completeness check.</w:t>
       </w:r>
     </w:p>
     <w:p>
@@ -3259,7 +3213,7 @@
           <w:sz w:val="22"/>
           <w:szCs w:val="22"/>
         </w:rPr>
-        <w:t xml:space="preserve">Audit sample notes for COP.5.d reviewed «quarterly».</w:t>
+        <w:t xml:space="preserve">Record filed in the patient's medical record.</w:t>
       </w:r>
     </w:p>
     <w:p>
@@ -3285,7 +3239,7 @@
           <w:sz w:val="22"/>
           <w:szCs w:val="22"/>
         </w:rPr>
-        <w:t xml:space="preserve">Records showing COP.5.e was followed for sampled patients/cases.</w:t>
+        <w:t xml:space="preserve">Multi-disciplinary CPR-committee post-event analysis record.</w:t>
       </w:r>
     </w:p>
     <w:p>
@@ -3302,7 +3256,7 @@
           <w:sz w:val="22"/>
           <w:szCs w:val="22"/>
         </w:rPr>
-        <w:t xml:space="preserve">Written guidance / protocol referenced for this element (where required).</w:t>
+        <w:t xml:space="preserve">Analysis-timeliness record.</w:t>
       </w:r>
     </w:p>
     <w:p>
@@ -3319,7 +3273,7 @@
           <w:sz w:val="22"/>
           <w:szCs w:val="22"/>
         </w:rPr>
-        <w:t xml:space="preserve">Audit sample notes for COP.5.e reviewed «quarterly».</w:t>
+        <w:t xml:space="preserve">Findings documentation.</w:t>
       </w:r>
     </w:p>
     <w:p>
@@ -3345,7 +3299,7 @@
           <w:sz w:val="22"/>
           <w:szCs w:val="22"/>
         </w:rPr>
-        <w:t xml:space="preserve">Records showing COP.5.f was followed for sampled patients/cases.</w:t>
+        <w:t xml:space="preserve">CAPA record from CPR post-event analysis, with owner and due date.</w:t>
       </w:r>
     </w:p>
     <w:p>
@@ -3362,7 +3316,7 @@
           <w:sz w:val="22"/>
           <w:szCs w:val="22"/>
         </w:rPr>
-        <w:t xml:space="preserve">Written guidance / protocol referenced for this element (where required).</w:t>
+        <w:t xml:space="preserve">Closure-tracking record.</w:t>
       </w:r>
     </w:p>
     <w:p>
@@ -3379,7 +3333,7 @@
           <w:sz w:val="22"/>
           <w:szCs w:val="22"/>
         </w:rPr>
-        <w:t xml:space="preserve">Audit sample notes for COP.5.f reviewed «quarterly».</w:t>
+        <w:t xml:space="preserve">Repeat-event trend record.</w:t>
       </w:r>
     </w:p>
     <w:p>

--- a/policies/build/preview_hco/HCO.COP.5_v2_preview.docx
+++ b/policies/build/preview_hco/HCO.COP.5_v2_preview.docx
@@ -692,19 +692,19 @@
           <w:sz w:val="22"/>
           <w:szCs w:val="22"/>
         </w:rPr>
-        <w:t xml:space="preserve">It covers objective elements COP.5.a–f (6 elements).</w:t>
-      </w:r>
-    </w:p>
-    <w:p>
-      <w:pPr>
-        <w:spacing w:after="140"/>
-      </w:pPr>
-      <w:r>
-        <w:rPr>
-          <w:sz w:val="22"/>
-          <w:szCs w:val="22"/>
-        </w:rPr>
-        <w:t xml:space="preserve">This policy owns COP.5. Related AAC, PRE, IPC/HIC, HRM and MOM duties stay with those policies — cross-reference only.</w:t>
+        <w:t xml:space="preserve">This policy covers all 6 requirements under this standard, listed in detail below.</w:t>
+      </w:r>
+    </w:p>
+    <w:p>
+      <w:pPr>
+        <w:spacing w:after="140"/>
+      </w:pPr>
+      <w:r>
+        <w:rPr>
+          <w:sz w:val="22"/>
+          <w:szCs w:val="22"/>
+        </w:rPr>
+        <w:t xml:space="preserve">This policy covers cardio-pulmonary resuscitation services specifically. Related duties — like patient assessment, patient rights, infection control, staffing, or medication management — are covered in the hospital's other policies, not repeated here.</w:t>
       </w:r>
     </w:p>
     <w:p>
@@ -749,19 +749,19 @@
           <w:sz w:val="22"/>
           <w:szCs w:val="22"/>
         </w:rPr>
-        <w:t xml:space="preserve">It covers 6 objective elements (COP.5.a, COP.5.b, COP.5.c, COP.5.d, COP.5.e, COP.5.f).</w:t>
-      </w:r>
-    </w:p>
-    <w:p>
-      <w:pPr>
-        <w:spacing w:after="140"/>
-      </w:pPr>
-      <w:r>
-        <w:rPr>
-          <w:sz w:val="22"/>
-          <w:szCs w:val="22"/>
-        </w:rPr>
-        <w:t xml:space="preserve">Boundaries: do not overwrite HCO AAC policies. Spell out abbreviations on first use in training materials.</w:t>
+        <w:t xml:space="preserve">This policy covers all 6 requirements under this standard, listed in detail below.</w:t>
+      </w:r>
+    </w:p>
+    <w:p>
+      <w:pPr>
+        <w:spacing w:after="140"/>
+      </w:pPr>
+      <w:r>
+        <w:rPr>
+          <w:sz w:val="22"/>
+          <w:szCs w:val="22"/>
+        </w:rPr>
+        <w:t xml:space="preserve">This policy covers cardio-pulmonary resuscitation services specifically. Related duties — like patient assessment, patient rights, infection control, staffing, or medication management — are covered in the hospital's other policies, not repeated here. Spell out abbreviations on first use in training materials.</w:t>
       </w:r>
     </w:p>
     <w:p>
